--- a/pr-preview/pr-203/inference-handout.docx
+++ b/pr-preview/pr-203/inference-handout.docx
@@ -15,7 +15,7 @@
         <w:pStyle w:val="Date"/>
       </w:pPr>
       <w:r>
-        <w:t xml:space="preserve">Last modified: 2026-10-15 02:29:38 (PDT)</w:t>
+        <w:t xml:space="preserve">Last modified: 2026-10-15 08:32:35 (PDT)</w:t>
       </w:r>
     </w:p>
     <w:bookmarkStart w:id="12" w:name="inference"/>
@@ -3610,7 +3610,7 @@
           <w:b/>
           <w:bCs/>
         </w:rPr>
-        <w:t xml:space="preserve">Definition 10 (t-distribution)</w:t>
+        <w:t xml:space="preserve">Definition 10 (t-distribution (Student’s t-distribution))</w:t>
       </w:r>
       <w:r>
         <w:t xml:space="preserve"> </w:t>
@@ -3823,7 +3823,20 @@
         <w:t xml:space="preserve"> </w:t>
       </w:r>
       <w:r>
-        <w:t xml:space="preserve">(or Student’s t-distribution), written</w:t>
+        <w:t xml:space="preserve">(or</w:t>
+      </w:r>
+      <w:r>
+        <w:t xml:space="preserve"> </w:t>
+      </w:r>
+      <w:r>
+        <w:rPr>
+          <w:b/>
+          <w:bCs/>
+        </w:rPr>
+        <w:t xml:space="preserve">Student’s t-distribution</w:t>
+      </w:r>
+      <w:r>
+        <w:t xml:space="preserve">), written</w:t>
       </w:r>
       <w:r>
         <w:t xml:space="preserve"> </w:t>
@@ -6339,7 +6352,7 @@
           <w:b/>
           <w:bCs/>
         </w:rPr>
-        <w:t xml:space="preserve">Definition 15 (Margin of error)</w:t>
+        <w:t xml:space="preserve">Definition 15 (Margin of error (radius))</w:t>
       </w:r>
       <w:r>
         <w:t xml:space="preserve"> </w:t>

--- a/pr-preview/pr-203/inference-handout.docx
+++ b/pr-preview/pr-203/inference-handout.docx
@@ -15,7 +15,7 @@
         <w:pStyle w:val="Date"/>
       </w:pPr>
       <w:r>
-        <w:t xml:space="preserve">Last modified: 2026-10-15 08:32:35 (PDT)</w:t>
+        <w:t xml:space="preserve">Last modified: 2026-10-15 08:52:19 (PDT)</w:t>
       </w:r>
     </w:p>
     <w:bookmarkStart w:id="12" w:name="inference"/>

--- a/pr-preview/pr-203/inference-handout.docx
+++ b/pr-preview/pr-203/inference-handout.docx
@@ -15,7 +15,7 @@
         <w:pStyle w:val="Date"/>
       </w:pPr>
       <w:r>
-        <w:t xml:space="preserve">Last modified: 2026-10-15 08:52:19 (PDT)</w:t>
+        <w:t xml:space="preserve">Last modified: 2026-10-15 09:14:12 (PDT)</w:t>
       </w:r>
     </w:p>
     <w:bookmarkStart w:id="12" w:name="inference"/>
